--- a/samples/hierarchical_sample_QP_MG.docx
+++ b/samples/hierarchical_sample_QP_MG.docx
@@ -1911,7 +1911,7 @@
       </w:tblPr>
       <w:tblGrid>
         <w:gridCol w:w="1872"/>
-        <w:gridCol w:w="1224"/>
+        <w:gridCol w:w="1512"/>
         <w:gridCol w:w="1224"/>
         <w:gridCol w:w="1224"/>
         <w:gridCol w:w="1655"/>
@@ -1936,7 +1936,7 @@
         </w:tc>
         <w:tc>
           <w:tcPr>
-            <w:tcW w:type="dxa" w:w="1224"/>
+            <w:tcW w:type="dxa" w:w="1512"/>
           </w:tcPr>
           <w:p>
             <w:r>
@@ -2034,7 +2034,7 @@
         </w:tc>
         <w:tc>
           <w:tcPr>
-            <w:tcW w:type="dxa" w:w="1224"/>
+            <w:tcW w:type="dxa" w:w="1512"/>
           </w:tcPr>
           <w:p>
             <w:r>
@@ -2104,7 +2104,7 @@
             <w:r>
               <w:rPr>
                 <w:rFonts w:ascii="Times New Roman" w:hAnsi="Times New Roman" w:cs="Times New Roman" w:eastAsia="Times New Roman"/>
-                <w:b w:val="0"/>
+                <w:b/>
                 <w:i w:val="0"/>
                 <w:sz w:val="22"/>
               </w:rPr>
@@ -2132,7 +2132,7 @@
         </w:tc>
         <w:tc>
           <w:tcPr>
-            <w:tcW w:type="dxa" w:w="1224"/>
+            <w:tcW w:type="dxa" w:w="1512"/>
           </w:tcPr>
           <w:p>
             <w:r>
@@ -2202,7 +2202,7 @@
             <w:r>
               <w:rPr>
                 <w:rFonts w:ascii="Times New Roman" w:hAnsi="Times New Roman" w:cs="Times New Roman" w:eastAsia="Times New Roman"/>
-                <w:b w:val="0"/>
+                <w:b/>
                 <w:i w:val="0"/>
                 <w:sz w:val="22"/>
               </w:rPr>
@@ -2230,7 +2230,7 @@
         </w:tc>
         <w:tc>
           <w:tcPr>
-            <w:tcW w:type="dxa" w:w="1224"/>
+            <w:tcW w:type="dxa" w:w="1512"/>
           </w:tcPr>
           <w:p>
             <w:r>
@@ -2328,7 +2328,7 @@
         </w:tc>
         <w:tc>
           <w:tcPr>
-            <w:tcW w:type="dxa" w:w="1224"/>
+            <w:tcW w:type="dxa" w:w="1512"/>
           </w:tcPr>
           <w:p>
             <w:r>
@@ -2426,7 +2426,7 @@
         </w:tc>
         <w:tc>
           <w:tcPr>
-            <w:tcW w:type="dxa" w:w="1224"/>
+            <w:tcW w:type="dxa" w:w="1512"/>
           </w:tcPr>
           <w:p>
             <w:r>
